--- a/Article/生命帝国战斗策划案.docx
+++ b/Article/生命帝国战斗策划案.docx
@@ -232,8 +232,6 @@
         </w:rPr>
         <w:t xml:space="preserve"> </w:t>
       </w:r>
-      <w:bookmarkStart w:id="0" w:name="_GoBack"/>
-      <w:bookmarkEnd w:id="0"/>
     </w:p>
     <w:p>
       <w:pPr>
@@ -589,12 +587,6 @@
               </w:rPr>
               <w:t>）</w:t>
             </w:r>
-            <w:r>
-              <w:rPr>
-                <w:rFonts w:ascii="微软雅黑" w:hAnsi="微软雅黑" w:eastAsia="微软雅黑"/>
-              </w:rPr>
-              <w:t>、13（开放问题）</w:t>
-            </w:r>
           </w:p>
         </w:tc>
         <w:tc>
@@ -2511,6 +2503,14 @@
       </w:tr>
       <w:tr>
         <w:tblPrEx>
+          <w:tblBorders>
+            <w:top w:val="single" w:color="auto" w:sz="4" w:space="0"/>
+            <w:left w:val="single" w:color="auto" w:sz="4" w:space="0"/>
+            <w:bottom w:val="single" w:color="auto" w:sz="4" w:space="0"/>
+            <w:right w:val="single" w:color="auto" w:sz="4" w:space="0"/>
+            <w:insideH w:val="single" w:color="auto" w:sz="4" w:space="0"/>
+            <w:insideV w:val="single" w:color="auto" w:sz="4" w:space="0"/>
+          </w:tblBorders>
           <w:tblCellMar>
             <w:top w:w="0" w:type="dxa"/>
             <w:left w:w="108" w:type="dxa"/>
@@ -2729,75 +2729,6 @@
                 <w:lang w:val="en-US" w:eastAsia="zh-CN"/>
               </w:rPr>
               <w:t>玩家通过攻克星球获取的武器蓝图，用于制作武器，武器模板可无限次使用</w:t>
-            </w:r>
-          </w:p>
-        </w:tc>
-      </w:tr>
-      <w:tr>
-        <w:tblPrEx>
-          <w:tblCellMar>
-            <w:top w:w="0" w:type="dxa"/>
-            <w:left w:w="108" w:type="dxa"/>
-            <w:bottom w:w="0" w:type="dxa"/>
-            <w:right w:w="108" w:type="dxa"/>
-          </w:tblCellMar>
-        </w:tblPrEx>
-        <w:trPr>
-          <w:trHeight w:val="595" w:hRule="atLeast"/>
-        </w:trPr>
-        <w:tc>
-          <w:tcPr>
-            <w:tcW w:w="4320" w:type="dxa"/>
-          </w:tcPr>
-          <w:p>
-            <w:pPr>
-              <w:rPr>
-                <w:rFonts w:hint="default"/>
-                <w:lang w:val="en-US" w:eastAsia="zh-CN"/>
-              </w:rPr>
-            </w:pPr>
-            <w:r>
-              <w:rPr>
-                <w:rFonts w:hint="eastAsia"/>
-                <w:lang w:val="en-US" w:eastAsia="zh-CN"/>
-              </w:rPr>
-              <w:t>武器品类</w:t>
-            </w:r>
-          </w:p>
-        </w:tc>
-        <w:tc>
-          <w:tcPr>
-            <w:tcW w:w="4320" w:type="dxa"/>
-          </w:tcPr>
-          <w:p>
-            <w:pPr>
-              <w:rPr>
-                <w:rFonts w:hint="default"/>
-                <w:lang w:val="en-US" w:eastAsia="zh-CN"/>
-              </w:rPr>
-            </w:pPr>
-            <w:r>
-              <w:rPr>
-                <w:rFonts w:hint="eastAsia"/>
-                <w:lang w:val="en-US" w:eastAsia="zh-CN"/>
-              </w:rPr>
-              <w:t>局内武器品类分为</w:t>
-            </w:r>
-            <w:r>
-              <w:rPr>
-                <w:rFonts w:hint="eastAsia"/>
-                <w:b w:val="0"/>
-                <w:bCs w:val="0"/>
-                <w:lang w:val="en-US" w:eastAsia="zh-CN"/>
-              </w:rPr>
-              <w:t>主手武器和副手武器</w:t>
-            </w:r>
-            <w:r>
-              <w:rPr>
-                <w:rFonts w:hint="eastAsia"/>
-                <w:lang w:val="en-US" w:eastAsia="zh-CN"/>
-              </w:rPr>
-              <w:t>，主手武器又按照定位分为近战武器、近程武器、中程武器和远程武器，不同的玩家可操纵角色拥有不同的武器品类要求，无法使用不属于该品类的武器；副手武器为角色特色武器，部分角色副手固定，无法选择</w:t>
             </w:r>
           </w:p>
         </w:tc>
@@ -2838,7 +2769,7 @@
                 <w:rFonts w:hint="eastAsia"/>
                 <w:lang w:val="en-US" w:eastAsia="zh-CN"/>
               </w:rPr>
-              <w:t>冷却型技能</w:t>
+              <w:t>武器品类</w:t>
             </w:r>
           </w:p>
         </w:tc>
@@ -2858,7 +2789,23 @@
                 <w:rFonts w:hint="eastAsia"/>
                 <w:lang w:val="en-US" w:eastAsia="zh-CN"/>
               </w:rPr>
-              <w:t>角色携带的普通技能，随着时间的推移自动冷却并获取释放层数</w:t>
+              <w:t>局内武器品类分为</w:t>
+            </w:r>
+            <w:r>
+              <w:rPr>
+                <w:rFonts w:hint="eastAsia"/>
+                <w:b w:val="0"/>
+                <w:bCs w:val="0"/>
+                <w:lang w:val="en-US" w:eastAsia="zh-CN"/>
+              </w:rPr>
+              <w:t>主手武器和副手武器</w:t>
+            </w:r>
+            <w:r>
+              <w:rPr>
+                <w:rFonts w:hint="eastAsia"/>
+                <w:lang w:val="en-US" w:eastAsia="zh-CN"/>
+              </w:rPr>
+              <w:t>，主手武器又按照定位分为近战武器、近程武器、中程武器和远程武器，不同的玩家可操纵角色拥有不同的武器品类要求，无法使用不属于该品类的武器；副手武器为角色特色武器，部分角色副手固定，无法选择</w:t>
             </w:r>
           </w:p>
         </w:tc>
@@ -2899,7 +2846,7 @@
                 <w:rFonts w:hint="eastAsia"/>
                 <w:lang w:val="en-US" w:eastAsia="zh-CN"/>
               </w:rPr>
-              <w:t>闪避</w:t>
+              <w:t>冷却型技能</w:t>
             </w:r>
           </w:p>
         </w:tc>
@@ -2919,7 +2866,7 @@
                 <w:rFonts w:hint="eastAsia"/>
                 <w:lang w:val="en-US" w:eastAsia="zh-CN"/>
               </w:rPr>
-              <w:t>极为珍贵的属性，只能通过技能效果获得，不属于玩家面板，玩家在受到攻击时，一定概率使该次攻击无效，判定仅限单体攻击，对AOE无效</w:t>
+              <w:t>角色携带的普通技能，随着时间的推移自动冷却并获取释放层数</w:t>
             </w:r>
           </w:p>
         </w:tc>
@@ -2960,7 +2907,7 @@
                 <w:rFonts w:hint="eastAsia"/>
                 <w:lang w:val="en-US" w:eastAsia="zh-CN"/>
               </w:rPr>
-              <w:t>暴击与暴击概率</w:t>
+              <w:t>闪避</w:t>
             </w:r>
           </w:p>
         </w:tc>
@@ -2980,7 +2927,7 @@
                 <w:rFonts w:hint="eastAsia"/>
                 <w:lang w:val="en-US" w:eastAsia="zh-CN"/>
               </w:rPr>
-              <w:t>非光束类武器命中弱点时必然暴击（如头部），光束类武器拥有暴击概率，判定成功后触发暴击</w:t>
+              <w:t>极为珍贵的属性，只能通过技能效果获得，不属于玩家面板，玩家在受到攻击时，一定概率使该次攻击无效，判定仅限单体攻击，对AOE无效</w:t>
             </w:r>
           </w:p>
         </w:tc>
@@ -3021,7 +2968,7 @@
                 <w:rFonts w:hint="eastAsia"/>
                 <w:lang w:val="en-US" w:eastAsia="zh-CN"/>
               </w:rPr>
-              <w:t>流血</w:t>
+              <w:t>暴击与暴击概率</w:t>
             </w:r>
           </w:p>
         </w:tc>
@@ -3041,7 +2988,7 @@
                 <w:rFonts w:hint="eastAsia"/>
                 <w:lang w:val="en-US" w:eastAsia="zh-CN"/>
               </w:rPr>
-              <w:t>玩家和敌人受到流血类效果影响后，会持续失去生命值，伤害类型为真实伤害</w:t>
+              <w:t>非光束类武器命中弱点时必然暴击（如头部），光束类武器拥有暴击概率，判定成功后触发暴击</w:t>
             </w:r>
           </w:p>
         </w:tc>
@@ -3082,6 +3029,67 @@
                 <w:rFonts w:hint="eastAsia"/>
                 <w:lang w:val="en-US" w:eastAsia="zh-CN"/>
               </w:rPr>
+              <w:t>流血</w:t>
+            </w:r>
+          </w:p>
+        </w:tc>
+        <w:tc>
+          <w:tcPr>
+            <w:tcW w:w="4320" w:type="dxa"/>
+          </w:tcPr>
+          <w:p>
+            <w:pPr>
+              <w:rPr>
+                <w:rFonts w:hint="default"/>
+                <w:lang w:val="en-US" w:eastAsia="zh-CN"/>
+              </w:rPr>
+            </w:pPr>
+            <w:r>
+              <w:rPr>
+                <w:rFonts w:hint="eastAsia"/>
+                <w:lang w:val="en-US" w:eastAsia="zh-CN"/>
+              </w:rPr>
+              <w:t>玩家和敌人受到流血类效果影响后，会持续失去生命值，伤害类型为真实伤害</w:t>
+            </w:r>
+          </w:p>
+        </w:tc>
+      </w:tr>
+      <w:tr>
+        <w:tblPrEx>
+          <w:tblBorders>
+            <w:top w:val="single" w:color="auto" w:sz="4" w:space="0"/>
+            <w:left w:val="single" w:color="auto" w:sz="4" w:space="0"/>
+            <w:bottom w:val="single" w:color="auto" w:sz="4" w:space="0"/>
+            <w:right w:val="single" w:color="auto" w:sz="4" w:space="0"/>
+            <w:insideH w:val="single" w:color="auto" w:sz="4" w:space="0"/>
+            <w:insideV w:val="single" w:color="auto" w:sz="4" w:space="0"/>
+          </w:tblBorders>
+          <w:tblCellMar>
+            <w:top w:w="0" w:type="dxa"/>
+            <w:left w:w="108" w:type="dxa"/>
+            <w:bottom w:w="0" w:type="dxa"/>
+            <w:right w:w="108" w:type="dxa"/>
+          </w:tblCellMar>
+        </w:tblPrEx>
+        <w:trPr>
+          <w:trHeight w:val="595" w:hRule="atLeast"/>
+        </w:trPr>
+        <w:tc>
+          <w:tcPr>
+            <w:tcW w:w="4320" w:type="dxa"/>
+          </w:tcPr>
+          <w:p>
+            <w:pPr>
+              <w:rPr>
+                <w:rFonts w:hint="default"/>
+                <w:lang w:val="en-US" w:eastAsia="zh-CN"/>
+              </w:rPr>
+            </w:pPr>
+            <w:r>
+              <w:rPr>
+                <w:rFonts w:hint="eastAsia"/>
+                <w:lang w:val="en-US" w:eastAsia="zh-CN"/>
+              </w:rPr>
               <w:t>充能型技能</w:t>
             </w:r>
           </w:p>
@@ -4453,14 +4461,6 @@
       </w:tr>
       <w:tr>
         <w:tblPrEx>
-          <w:tblBorders>
-            <w:top w:val="single" w:color="auto" w:sz="4" w:space="0"/>
-            <w:left w:val="single" w:color="auto" w:sz="4" w:space="0"/>
-            <w:bottom w:val="single" w:color="auto" w:sz="4" w:space="0"/>
-            <w:right w:val="single" w:color="auto" w:sz="4" w:space="0"/>
-            <w:insideH w:val="single" w:color="auto" w:sz="4" w:space="0"/>
-            <w:insideV w:val="single" w:color="auto" w:sz="4" w:space="0"/>
-          </w:tblBorders>
           <w:tblCellMar>
             <w:top w:w="0" w:type="dxa"/>
             <w:left w:w="108" w:type="dxa"/>
@@ -15689,12 +15689,6 @@
             <w:insideH w:val="single" w:color="4F81BD" w:themeColor="accent1" w:sz="8" w:space="0"/>
             <w:insideV w:val="single" w:color="4F81BD" w:themeColor="accent1" w:sz="8" w:space="0"/>
           </w:tblBorders>
-          <w:tblCellMar>
-            <w:top w:w="0" w:type="dxa"/>
-            <w:left w:w="108" w:type="dxa"/>
-            <w:bottom w:w="0" w:type="dxa"/>
-            <w:right w:w="108" w:type="dxa"/>
-          </w:tblCellMar>
         </w:tblPrEx>
         <w:tc>
           <w:tcPr>
@@ -17695,8 +17689,27 @@
           <w:b w:val="0"/>
           <w:sz w:val="21"/>
         </w:rPr>
-        <w:t>的 callable 逻辑。</w:t>
-      </w:r>
+        <w:t>的</w:t>
+      </w:r>
+      <w:r>
+        <w:rPr>
+          <w:rFonts w:hint="eastAsia" w:cs="微软雅黑"/>
+          <w:b w:val="0"/>
+          <w:sz w:val="21"/>
+          <w:lang w:val="en-US" w:eastAsia="zh-CN"/>
+        </w:rPr>
+        <w:t>可回调</w:t>
+      </w:r>
+      <w:r>
+        <w:rPr>
+          <w:rFonts w:hint="eastAsia" w:ascii="微软雅黑" w:hAnsi="微软雅黑" w:eastAsia="微软雅黑" w:cs="微软雅黑"/>
+          <w:b w:val="0"/>
+          <w:sz w:val="21"/>
+        </w:rPr>
+        <w:t>逻辑。</w:t>
+      </w:r>
+      <w:bookmarkStart w:id="0" w:name="_GoBack"/>
+      <w:bookmarkEnd w:id="0"/>
     </w:p>
     <w:p>
       <w:pPr>
